--- a/docs/srs.docx
+++ b/docs/srs.docx
@@ -69,8 +69,6 @@
       <w:r>
         <w:t>February 15</w:t>
       </w:r>
-      <w:bookmarkStart w:id="0" w:name="_GoBack"/>
-      <w:bookmarkEnd w:id="0"/>
       <w:r>
         <w:t>, 2026</w:t>
       </w:r>
@@ -91,22 +89,22 @@
       <w:pPr>
         <w:pStyle w:val="TOCEntry"/>
       </w:pPr>
-      <w:bookmarkStart w:id="1" w:name="_Toc344877432"/>
-      <w:bookmarkStart w:id="2" w:name="_Toc344879822"/>
-      <w:bookmarkStart w:id="3" w:name="_Toc346508722"/>
-      <w:bookmarkStart w:id="4" w:name="_Toc346508952"/>
-      <w:bookmarkStart w:id="5" w:name="_Toc346509227"/>
-      <w:bookmarkStart w:id="6" w:name="_Toc221813140"/>
+      <w:bookmarkStart w:id="0" w:name="_Toc344877432"/>
+      <w:bookmarkStart w:id="1" w:name="_Toc344879822"/>
+      <w:bookmarkStart w:id="2" w:name="_Toc346508722"/>
+      <w:bookmarkStart w:id="3" w:name="_Toc346508952"/>
+      <w:bookmarkStart w:id="4" w:name="_Toc346509227"/>
+      <w:bookmarkStart w:id="5" w:name="_Toc221813140"/>
+      <w:bookmarkEnd w:id="0"/>
       <w:bookmarkEnd w:id="1"/>
       <w:bookmarkEnd w:id="2"/>
       <w:bookmarkEnd w:id="3"/>
       <w:bookmarkEnd w:id="4"/>
-      <w:bookmarkEnd w:id="5"/>
       <w:r>
         <w:lastRenderedPageBreak/>
         <w:t>Table of Contents</w:t>
       </w:r>
-      <w:bookmarkEnd w:id="6"/>
+      <w:bookmarkEnd w:id="5"/>
     </w:p>
     <w:p>
       <w:pPr>
@@ -2820,12 +2818,12 @@
       <w:pPr>
         <w:pStyle w:val="TOCEntry"/>
       </w:pPr>
-      <w:bookmarkStart w:id="7" w:name="_Toc221813141"/>
+      <w:bookmarkStart w:id="6" w:name="_Toc221813141"/>
       <w:r>
         <w:lastRenderedPageBreak/>
         <w:t>Revision History</w:t>
       </w:r>
-      <w:bookmarkEnd w:id="7"/>
+      <w:bookmarkEnd w:id="6"/>
     </w:p>
     <w:tbl>
       <w:tblPr>
@@ -3088,52 +3086,52 @@
       <w:pPr>
         <w:pStyle w:val="Heading1"/>
       </w:pPr>
-      <w:bookmarkStart w:id="8" w:name="_Toc439994665"/>
-      <w:bookmarkStart w:id="9" w:name="_Toc221813142"/>
+      <w:bookmarkStart w:id="7" w:name="_Toc439994665"/>
+      <w:bookmarkStart w:id="8" w:name="_Toc221813142"/>
       <w:r>
         <w:lastRenderedPageBreak/>
         <w:t>Introduction</w:t>
       </w:r>
-      <w:bookmarkStart w:id="10" w:name="_Toc439994667"/>
+      <w:bookmarkStart w:id="9" w:name="_Toc439994667"/>
+      <w:bookmarkEnd w:id="7"/>
       <w:bookmarkEnd w:id="8"/>
+    </w:p>
+    <w:p>
+      <w:r>
+        <w:t xml:space="preserve">This section provides a functional overview, strategic objectives, and the organizational structure of this document for the </w:t>
+      </w:r>
+      <w:r>
+        <w:rPr>
+          <w:b/>
+        </w:rPr>
+        <w:t xml:space="preserve">TaxEngine </w:t>
+      </w:r>
+      <w:r>
+        <w:t xml:space="preserve">project. Beyond being a technical application, the project is designed as a </w:t>
+      </w:r>
+      <w:r>
+        <w:rPr>
+          <w:b/>
+        </w:rPr>
+        <w:t xml:space="preserve">Proof of Concept (PoC) </w:t>
+      </w:r>
+      <w:r>
+        <w:t>value proposition for brokerage</w:t>
+      </w:r>
+      <w:r>
+        <w:t xml:space="preserve"> firms</w:t>
+      </w:r>
+    </w:p>
+    <w:p>
+      <w:pPr>
+        <w:pStyle w:val="Heading2"/>
+      </w:pPr>
+      <w:bookmarkStart w:id="10" w:name="_Toc221813143"/>
+      <w:r>
+        <w:t>Purpose</w:t>
+      </w:r>
       <w:bookmarkEnd w:id="9"/>
-    </w:p>
-    <w:p>
-      <w:r>
-        <w:t xml:space="preserve">This section provides a functional overview, strategic objectives, and the organizational structure of this document for the </w:t>
-      </w:r>
-      <w:r>
-        <w:rPr>
-          <w:b/>
-        </w:rPr>
-        <w:t xml:space="preserve">TaxEngine </w:t>
-      </w:r>
-      <w:r>
-        <w:t xml:space="preserve">project. Beyond being a technical application, the project is designed as a </w:t>
-      </w:r>
-      <w:r>
-        <w:rPr>
-          <w:b/>
-        </w:rPr>
-        <w:t xml:space="preserve">Proof of Concept (PoC) </w:t>
-      </w:r>
-      <w:r>
-        <w:t>value proposition for brokerage</w:t>
-      </w:r>
-      <w:r>
-        <w:t xml:space="preserve"> firms</w:t>
-      </w:r>
-    </w:p>
-    <w:p>
-      <w:pPr>
-        <w:pStyle w:val="Heading2"/>
-      </w:pPr>
-      <w:bookmarkStart w:id="11" w:name="_Toc221813143"/>
-      <w:r>
-        <w:t>Purpose</w:t>
-      </w:r>
       <w:bookmarkEnd w:id="10"/>
-      <w:bookmarkEnd w:id="11"/>
       <w:r>
         <w:t xml:space="preserve"> </w:t>
       </w:r>
@@ -3222,13 +3220,13 @@
       <w:pPr>
         <w:pStyle w:val="Heading2"/>
       </w:pPr>
-      <w:bookmarkStart w:id="12" w:name="_Toc439994668"/>
-      <w:bookmarkStart w:id="13" w:name="_Toc221813144"/>
+      <w:bookmarkStart w:id="11" w:name="_Toc439994668"/>
+      <w:bookmarkStart w:id="12" w:name="_Toc221813144"/>
       <w:r>
         <w:t>Document Conventions</w:t>
       </w:r>
+      <w:bookmarkEnd w:id="11"/>
       <w:bookmarkEnd w:id="12"/>
-      <w:bookmarkEnd w:id="13"/>
     </w:p>
     <w:p>
       <w:r>
@@ -3302,13 +3300,13 @@
       <w:pPr>
         <w:pStyle w:val="Heading2"/>
       </w:pPr>
-      <w:bookmarkStart w:id="14" w:name="_Toc439994670"/>
-      <w:bookmarkStart w:id="15" w:name="_Toc221813145"/>
+      <w:bookmarkStart w:id="13" w:name="_Toc439994670"/>
+      <w:bookmarkStart w:id="14" w:name="_Toc221813145"/>
       <w:r>
         <w:t>Project Scope</w:t>
       </w:r>
+      <w:bookmarkEnd w:id="13"/>
       <w:bookmarkEnd w:id="14"/>
-      <w:bookmarkEnd w:id="15"/>
     </w:p>
     <w:p>
       <w:r>
@@ -3412,14 +3410,14 @@
       <w:pPr>
         <w:pStyle w:val="Heading2"/>
       </w:pPr>
-      <w:bookmarkStart w:id="16" w:name="_Toc439994672"/>
-      <w:bookmarkStart w:id="17" w:name="_Toc221813146"/>
+      <w:bookmarkStart w:id="15" w:name="_Toc439994672"/>
+      <w:bookmarkStart w:id="16" w:name="_Toc221813146"/>
       <w:r>
         <w:lastRenderedPageBreak/>
         <w:t>References</w:t>
       </w:r>
+      <w:bookmarkEnd w:id="15"/>
       <w:bookmarkEnd w:id="16"/>
-      <w:bookmarkEnd w:id="17"/>
     </w:p>
     <w:p>
       <w:r>
@@ -3520,70 +3518,70 @@
       <w:pPr>
         <w:pStyle w:val="Heading1"/>
       </w:pPr>
-      <w:bookmarkStart w:id="18" w:name="_Toc439994673"/>
-      <w:bookmarkStart w:id="19" w:name="_Toc221813147"/>
+      <w:bookmarkStart w:id="17" w:name="_Toc439994673"/>
+      <w:bookmarkStart w:id="18" w:name="_Toc221813147"/>
       <w:r>
         <w:t>Overall Description</w:t>
       </w:r>
+      <w:bookmarkEnd w:id="17"/>
       <w:bookmarkEnd w:id="18"/>
+    </w:p>
+    <w:p>
+      <w:r>
+        <w:t>This section provides a high-level overview of the product’s environment, its intended users, and the constraints under which it must operate.</w:t>
+      </w:r>
+    </w:p>
+    <w:p>
+      <w:pPr>
+        <w:pStyle w:val="Heading2"/>
+      </w:pPr>
+      <w:bookmarkStart w:id="19" w:name="_Toc439994674"/>
+      <w:bookmarkStart w:id="20" w:name="_Toc221813148"/>
+      <w:r>
+        <w:t>Product Perspective</w:t>
+      </w:r>
       <w:bookmarkEnd w:id="19"/>
-    </w:p>
-    <w:p>
-      <w:r>
-        <w:t>This section provides a high-level overview of the product’s environment, its intended users, and the constraints under which it must operate.</w:t>
+      <w:bookmarkEnd w:id="20"/>
+    </w:p>
+    <w:p>
+      <w:r>
+        <w:rPr>
+          <w:b/>
+        </w:rPr>
+        <w:t xml:space="preserve">TaxEngine </w:t>
+      </w:r>
+      <w:r>
+        <w:t xml:space="preserve">is a standalone </w:t>
+      </w:r>
+      <w:r>
+        <w:rPr>
+          <w:b/>
+        </w:rPr>
+        <w:t xml:space="preserve">Proof of Concept (PoC) </w:t>
+      </w:r>
+      <w:r>
+        <w:t>designed to bridge the functional gap between existing brokerage services and investor needs. It is envisioned as a modular component that can eventually be integrated into a larger fintech ecosystem as a micro service. The engine acts as a processing layer that consumes raw financial data and produces regulatory-compliant tax outputs.</w:t>
+      </w:r>
+    </w:p>
+    <w:p>
+      <w:pPr>
+        <w:pStyle w:val="template"/>
+      </w:pPr>
+      <w:r>
+        <w:t xml:space="preserve"> </w:t>
       </w:r>
     </w:p>
     <w:p>
       <w:pPr>
         <w:pStyle w:val="Heading2"/>
       </w:pPr>
-      <w:bookmarkStart w:id="20" w:name="_Toc439994674"/>
-      <w:bookmarkStart w:id="21" w:name="_Toc221813148"/>
-      <w:r>
-        <w:t>Product Perspective</w:t>
-      </w:r>
-      <w:bookmarkEnd w:id="20"/>
+      <w:bookmarkStart w:id="21" w:name="_Toc439994676"/>
+      <w:bookmarkStart w:id="22" w:name="_Toc221813149"/>
+      <w:r>
+        <w:t>User Classes and Characteristics</w:t>
+      </w:r>
       <w:bookmarkEnd w:id="21"/>
-    </w:p>
-    <w:p>
-      <w:r>
-        <w:rPr>
-          <w:b/>
-        </w:rPr>
-        <w:t xml:space="preserve">TaxEngine </w:t>
-      </w:r>
-      <w:r>
-        <w:t xml:space="preserve">is a standalone </w:t>
-      </w:r>
-      <w:r>
-        <w:rPr>
-          <w:b/>
-        </w:rPr>
-        <w:t xml:space="preserve">Proof of Concept (PoC) </w:t>
-      </w:r>
-      <w:r>
-        <w:t>designed to bridge the functional gap between existing brokerage services and investor needs. It is envisioned as a modular component that can eventually be integrated into a larger fintech ecosystem as a micro service. The engine acts as a processing layer that consumes raw financial data and produces regulatory-compliant tax outputs.</w:t>
-      </w:r>
-    </w:p>
-    <w:p>
-      <w:pPr>
-        <w:pStyle w:val="template"/>
-      </w:pPr>
-      <w:r>
-        <w:t xml:space="preserve"> </w:t>
-      </w:r>
-    </w:p>
-    <w:p>
-      <w:pPr>
-        <w:pStyle w:val="Heading2"/>
-      </w:pPr>
-      <w:bookmarkStart w:id="22" w:name="_Toc439994676"/>
-      <w:bookmarkStart w:id="23" w:name="_Toc221813149"/>
-      <w:r>
-        <w:t>User Classes and Characteristics</w:t>
-      </w:r>
       <w:bookmarkEnd w:id="22"/>
-      <w:bookmarkEnd w:id="23"/>
     </w:p>
     <w:p>
       <w:pPr>
@@ -3637,13 +3635,13 @@
       <w:pPr>
         <w:pStyle w:val="Heading2"/>
       </w:pPr>
-      <w:bookmarkStart w:id="24" w:name="_Toc439994677"/>
-      <w:bookmarkStart w:id="25" w:name="_Toc221813150"/>
+      <w:bookmarkStart w:id="23" w:name="_Toc439994677"/>
+      <w:bookmarkStart w:id="24" w:name="_Toc221813150"/>
       <w:r>
         <w:t>Operating Environment</w:t>
       </w:r>
+      <w:bookmarkEnd w:id="23"/>
       <w:bookmarkEnd w:id="24"/>
-      <w:bookmarkEnd w:id="25"/>
     </w:p>
     <w:p>
       <w:pPr>
@@ -3694,13 +3692,13 @@
       <w:pPr>
         <w:pStyle w:val="Heading2"/>
       </w:pPr>
-      <w:bookmarkStart w:id="26" w:name="_Toc439994678"/>
-      <w:bookmarkStart w:id="27" w:name="_Toc221813151"/>
+      <w:bookmarkStart w:id="25" w:name="_Toc439994678"/>
+      <w:bookmarkStart w:id="26" w:name="_Toc221813151"/>
       <w:r>
         <w:t>Design and Implementation Constraints</w:t>
       </w:r>
+      <w:bookmarkEnd w:id="25"/>
       <w:bookmarkEnd w:id="26"/>
-      <w:bookmarkEnd w:id="27"/>
     </w:p>
     <w:p>
       <w:pPr>
@@ -3842,13 +3840,13 @@
       <w:pPr>
         <w:pStyle w:val="Heading2"/>
       </w:pPr>
-      <w:bookmarkStart w:id="28" w:name="_Toc439994680"/>
-      <w:bookmarkStart w:id="29" w:name="_Toc221813152"/>
+      <w:bookmarkStart w:id="27" w:name="_Toc439994680"/>
+      <w:bookmarkStart w:id="28" w:name="_Toc221813152"/>
       <w:r>
         <w:t>Assumptions and Dependencies</w:t>
       </w:r>
+      <w:bookmarkEnd w:id="27"/>
       <w:bookmarkEnd w:id="28"/>
-      <w:bookmarkEnd w:id="29"/>
     </w:p>
     <w:p>
       <w:pPr>
@@ -3917,67 +3915,67 @@
       <w:pPr>
         <w:pStyle w:val="Heading1"/>
       </w:pPr>
-      <w:bookmarkStart w:id="30" w:name="_Toc439994687"/>
-      <w:bookmarkStart w:id="31" w:name="_Toc221813153"/>
-      <w:bookmarkStart w:id="32" w:name="_Toc439994682"/>
+      <w:bookmarkStart w:id="29" w:name="_Toc439994687"/>
+      <w:bookmarkStart w:id="30" w:name="_Toc221813153"/>
+      <w:bookmarkStart w:id="31" w:name="_Toc439994682"/>
       <w:r>
         <w:t>System Features</w:t>
       </w:r>
+      <w:bookmarkEnd w:id="29"/>
       <w:bookmarkEnd w:id="30"/>
-      <w:bookmarkEnd w:id="31"/>
     </w:p>
     <w:p>
       <w:pPr>
         <w:pStyle w:val="Heading2"/>
       </w:pPr>
-      <w:bookmarkStart w:id="33" w:name="_Toc221813154"/>
+      <w:bookmarkStart w:id="32" w:name="_Toc221813154"/>
       <w:r>
         <w:t>Transaction Data Ingestion and Normalization</w:t>
       </w:r>
+      <w:bookmarkEnd w:id="32"/>
+    </w:p>
+    <w:p>
+      <w:pPr>
+        <w:pStyle w:val="Heading3"/>
+      </w:pPr>
+      <w:r>
+        <w:tab/>
+      </w:r>
+      <w:bookmarkStart w:id="33" w:name="_Toc221813155"/>
+      <w:r>
+        <w:t>Description</w:t>
+      </w:r>
       <w:bookmarkEnd w:id="33"/>
     </w:p>
     <w:p>
       <w:pPr>
+        <w:ind w:left="720"/>
+      </w:pPr>
+      <w:r>
+        <w:t xml:space="preserve">The system must be able to import raw transaction history from various brokerage formats (CSV/Excel) and convert them into a standardized data format for processing. This feature is of </w:t>
+      </w:r>
+      <w:r>
+        <w:rPr>
+          <w:b/>
+        </w:rPr>
+        <w:t xml:space="preserve">High </w:t>
+      </w:r>
+      <w:r>
+        <w:t xml:space="preserve">priority. </w:t>
+      </w:r>
+    </w:p>
+    <w:p>
+      <w:pPr>
         <w:pStyle w:val="Heading3"/>
       </w:pPr>
       <w:r>
         <w:tab/>
       </w:r>
-      <w:bookmarkStart w:id="34" w:name="_Toc221813155"/>
-      <w:r>
-        <w:t>Description</w:t>
+      <w:bookmarkStart w:id="34" w:name="_Toc221813156"/>
+      <w:r>
+        <w:t>Stimulus/Response Sequences</w:t>
       </w:r>
       <w:bookmarkEnd w:id="34"/>
-    </w:p>
-    <w:p>
-      <w:pPr>
-        <w:ind w:left="720"/>
-      </w:pPr>
-      <w:r>
-        <w:t xml:space="preserve">The system must be able to import raw transaction history from various brokerage formats (CSV/Excel) and convert them into a standardized data format for processing. This feature is of </w:t>
-      </w:r>
-      <w:r>
-        <w:rPr>
-          <w:b/>
-        </w:rPr>
-        <w:t xml:space="preserve">High </w:t>
-      </w:r>
-      <w:r>
-        <w:t xml:space="preserve">priority. </w:t>
-      </w:r>
-    </w:p>
-    <w:p>
-      <w:pPr>
-        <w:pStyle w:val="Heading3"/>
-      </w:pPr>
-      <w:r>
-        <w:tab/>
-      </w:r>
-      <w:bookmarkStart w:id="35" w:name="_Toc221813156"/>
-      <w:r>
-        <w:t>Stimulus/Response Sequences</w:t>
-      </w:r>
-      <w:bookmarkEnd w:id="35"/>
     </w:p>
     <w:p>
       <w:pPr>
@@ -4033,11 +4031,11 @@
       <w:pPr>
         <w:pStyle w:val="Heading3"/>
       </w:pPr>
-      <w:bookmarkStart w:id="36" w:name="_Toc221813157"/>
+      <w:bookmarkStart w:id="35" w:name="_Toc221813157"/>
       <w:r>
         <w:t>Functional Requirements</w:t>
       </w:r>
-      <w:bookmarkEnd w:id="36"/>
+      <w:bookmarkEnd w:id="35"/>
     </w:p>
     <w:p>
       <w:pPr>
@@ -4097,51 +4095,51 @@
       <w:pPr>
         <w:pStyle w:val="Heading2"/>
       </w:pPr>
-      <w:bookmarkStart w:id="37" w:name="_Toc221813158"/>
+      <w:bookmarkStart w:id="36" w:name="_Toc221813158"/>
       <w:r>
         <w:t>Core Tax Calculation Engine</w:t>
       </w:r>
+      <w:bookmarkEnd w:id="36"/>
+      <w:r>
+        <w:tab/>
+      </w:r>
+    </w:p>
+    <w:p>
+      <w:pPr>
+        <w:pStyle w:val="Heading3"/>
+      </w:pPr>
+      <w:bookmarkStart w:id="37" w:name="_Toc221813159"/>
+      <w:r>
+        <w:t>Description</w:t>
+      </w:r>
       <w:bookmarkEnd w:id="37"/>
-      <w:r>
-        <w:tab/>
+    </w:p>
+    <w:p>
+      <w:pPr>
+        <w:ind w:left="720"/>
+      </w:pPr>
+      <w:r>
+        <w:t xml:space="preserve">This is the central logic of the PoC, responsible for applying FIFO matching, currency conversion, and WPI (Yİ-ÜFE) indexing as per Turkish tax law. This feature is </w:t>
+      </w:r>
+      <w:r>
+        <w:rPr>
+          <w:b/>
+        </w:rPr>
+        <w:t xml:space="preserve">Critical </w:t>
+      </w:r>
+      <w:r>
+        <w:t>priority.</w:t>
       </w:r>
     </w:p>
     <w:p>
       <w:pPr>
         <w:pStyle w:val="Heading3"/>
       </w:pPr>
-      <w:bookmarkStart w:id="38" w:name="_Toc221813159"/>
-      <w:r>
-        <w:t>Description</w:t>
+      <w:bookmarkStart w:id="38" w:name="_Toc221813160"/>
+      <w:r>
+        <w:t>Stimulus/Response Sequences</w:t>
       </w:r>
       <w:bookmarkEnd w:id="38"/>
-    </w:p>
-    <w:p>
-      <w:pPr>
-        <w:ind w:left="720"/>
-      </w:pPr>
-      <w:r>
-        <w:t xml:space="preserve">This is the central logic of the PoC, responsible for applying FIFO matching, currency conversion, and WPI (Yİ-ÜFE) indexing as per Turkish tax law. This feature is </w:t>
-      </w:r>
-      <w:r>
-        <w:rPr>
-          <w:b/>
-        </w:rPr>
-        <w:t xml:space="preserve">Critical </w:t>
-      </w:r>
-      <w:r>
-        <w:t>priority.</w:t>
-      </w:r>
-    </w:p>
-    <w:p>
-      <w:pPr>
-        <w:pStyle w:val="Heading3"/>
-      </w:pPr>
-      <w:bookmarkStart w:id="39" w:name="_Toc221813160"/>
-      <w:r>
-        <w:t>Stimulus/Response Sequences</w:t>
-      </w:r>
-      <w:bookmarkEnd w:id="39"/>
     </w:p>
     <w:p>
       <w:pPr>
@@ -4184,11 +4182,11 @@
       <w:pPr>
         <w:pStyle w:val="Heading3"/>
       </w:pPr>
-      <w:bookmarkStart w:id="40" w:name="_Toc221813161"/>
+      <w:bookmarkStart w:id="39" w:name="_Toc221813161"/>
       <w:r>
         <w:t>Functional Requirements</w:t>
       </w:r>
-      <w:bookmarkEnd w:id="40"/>
+      <w:bookmarkEnd w:id="39"/>
     </w:p>
     <w:p>
       <w:pPr>
@@ -4311,48 +4309,48 @@
       <w:pPr>
         <w:pStyle w:val="Heading2"/>
       </w:pPr>
-      <w:bookmarkStart w:id="41" w:name="_Toc221813162"/>
+      <w:bookmarkStart w:id="40" w:name="_Toc221813162"/>
       <w:r>
         <w:t>Annual Tax Summary and Reporting</w:t>
       </w:r>
+      <w:bookmarkEnd w:id="40"/>
+    </w:p>
+    <w:p>
+      <w:pPr>
+        <w:pStyle w:val="Heading3"/>
+      </w:pPr>
+      <w:bookmarkStart w:id="41" w:name="_Toc221813163"/>
+      <w:r>
+        <w:t>Description</w:t>
+      </w:r>
       <w:bookmarkEnd w:id="41"/>
     </w:p>
     <w:p>
       <w:pPr>
+        <w:ind w:left="720"/>
+      </w:pPr>
+      <w:r>
+        <w:t xml:space="preserve">The system generates a comprehensive summary report that outlines the calculated tax base and estimated tax liability for the user’s annual declaration. This feature is of </w:t>
+      </w:r>
+      <w:r>
+        <w:rPr>
+          <w:b/>
+        </w:rPr>
+        <w:t xml:space="preserve">High </w:t>
+      </w:r>
+      <w:r>
+        <w:t>priority.</w:t>
+      </w:r>
+    </w:p>
+    <w:p>
+      <w:pPr>
         <w:pStyle w:val="Heading3"/>
       </w:pPr>
-      <w:bookmarkStart w:id="42" w:name="_Toc221813163"/>
-      <w:r>
-        <w:t>Description</w:t>
+      <w:bookmarkStart w:id="42" w:name="_Toc221813164"/>
+      <w:r>
+        <w:t>Stimulus/Response Sequences</w:t>
       </w:r>
       <w:bookmarkEnd w:id="42"/>
-    </w:p>
-    <w:p>
-      <w:pPr>
-        <w:ind w:left="720"/>
-      </w:pPr>
-      <w:r>
-        <w:t xml:space="preserve">The system generates a comprehensive summary report that outlines the calculated tax base and estimated tax liability for the user’s annual declaration. This feature is of </w:t>
-      </w:r>
-      <w:r>
-        <w:rPr>
-          <w:b/>
-        </w:rPr>
-        <w:t xml:space="preserve">High </w:t>
-      </w:r>
-      <w:r>
-        <w:t>priority.</w:t>
-      </w:r>
-    </w:p>
-    <w:p>
-      <w:pPr>
-        <w:pStyle w:val="Heading3"/>
-      </w:pPr>
-      <w:bookmarkStart w:id="43" w:name="_Toc221813164"/>
-      <w:r>
-        <w:t>Stimulus/Response Sequences</w:t>
-      </w:r>
-      <w:bookmarkEnd w:id="43"/>
     </w:p>
     <w:p>
       <w:pPr>
@@ -4394,11 +4392,11 @@
       <w:pPr>
         <w:pStyle w:val="Heading3"/>
       </w:pPr>
-      <w:bookmarkStart w:id="44" w:name="_Toc221813165"/>
+      <w:bookmarkStart w:id="43" w:name="_Toc221813165"/>
       <w:r>
         <w:t>Functional Requirements</w:t>
       </w:r>
-      <w:bookmarkEnd w:id="44"/>
+      <w:bookmarkEnd w:id="43"/>
     </w:p>
     <w:p>
       <w:pPr>
@@ -4467,150 +4465,62 @@
       <w:pPr>
         <w:pStyle w:val="Heading1"/>
       </w:pPr>
-      <w:bookmarkStart w:id="45" w:name="_Toc221813166"/>
+      <w:bookmarkStart w:id="44" w:name="_Toc221813166"/>
       <w:r>
         <w:t>Data Requirements</w:t>
       </w:r>
+      <w:bookmarkEnd w:id="44"/>
+      <w:r>
+        <w:t xml:space="preserve"> </w:t>
+      </w:r>
+    </w:p>
+    <w:p>
+      <w:r>
+        <w:t xml:space="preserve">This section </w:t>
+      </w:r>
+      <w:r>
+        <w:t>defines the data structures the system will consume, process, and generate to ensure accurate tax calculations in compliance with Turkish regulations.</w:t>
+      </w:r>
+    </w:p>
+    <w:p>
+      <w:pPr>
+        <w:pStyle w:val="Heading2"/>
+      </w:pPr>
+      <w:bookmarkStart w:id="45" w:name="_Toc221813167"/>
+      <w:r>
+        <w:t>Logical Data Model</w:t>
+      </w:r>
       <w:bookmarkEnd w:id="45"/>
+    </w:p>
+    <w:p>
+      <w:r>
+        <w:t>The TaxEngine operates on a structured logic where raw transaction data is transformed into matched lots and realized gain records. The relationships between the core entities</w:t>
+      </w:r>
       <w:r>
         <w:t xml:space="preserve"> </w:t>
       </w:r>
-    </w:p>
-    <w:p>
-      <w:r>
-        <w:t xml:space="preserve">This section </w:t>
-      </w:r>
-      <w:r>
-        <w:t>defines the data structures the system will consume, process, and generate to ensure accurate tax calculations in compliance with Turkish regulations.</w:t>
-      </w:r>
-    </w:p>
-    <w:p>
-      <w:pPr>
-        <w:pStyle w:val="Heading2"/>
-      </w:pPr>
-      <w:bookmarkStart w:id="46" w:name="_Toc221813167"/>
-      <w:r>
-        <w:t>Logical Data Model</w:t>
-      </w:r>
-      <w:bookmarkEnd w:id="46"/>
-    </w:p>
-    <w:p>
-      <w:r>
-        <w:t>The TaxEngine operates on a structured logic where raw transaction data is transformed into matched lots and realized gain records. The relationships between the core entities—</w:t>
-      </w:r>
-      <w:r>
-        <w:rPr>
-          <w:b/>
-        </w:rPr>
-        <w:t>User</w:t>
-      </w:r>
-      <w:r>
-        <w:t xml:space="preserve">, </w:t>
-      </w:r>
-      <w:r>
-        <w:rPr>
-          <w:b/>
-        </w:rPr>
-        <w:t>Trade</w:t>
-      </w:r>
-      <w:r>
-        <w:t xml:space="preserve">, </w:t>
-      </w:r>
-      <w:r>
-        <w:rPr>
-          <w:b/>
-        </w:rPr>
-        <w:t>FifoLot,</w:t>
-      </w:r>
-      <w:r>
-        <w:t xml:space="preserve"> </w:t>
-      </w:r>
-      <w:r>
-        <w:rPr>
-          <w:b/>
-        </w:rPr>
-        <w:t>GainRecord</w:t>
-      </w:r>
-      <w:r>
-        <w:t xml:space="preserve">, and </w:t>
-      </w:r>
-      <w:r>
-        <w:rPr>
-          <w:b/>
-        </w:rPr>
-        <w:t>ReferenceData</w:t>
-      </w:r>
-      <w:r>
-        <w:t>—are visualized in the diagram below.</w:t>
+      <w:r>
+        <w:t>are visualized in the diagram below</w:t>
+      </w:r>
+      <w:r>
+        <w:t xml:space="preserve"> (Check the diagrams folder for ERD Diagram.)</w:t>
+      </w:r>
+      <w:r>
+        <w:t>.</w:t>
       </w:r>
     </w:p>
     <w:p/>
     <w:p/>
     <w:p/>
     <w:p>
-      <w:r>
-        <w:rPr>
-          <w:noProof/>
-        </w:rPr>
-        <w:lastRenderedPageBreak/>
-        <w:drawing>
-          <wp:anchor distT="0" distB="0" distL="114300" distR="114300" simplePos="0" relativeHeight="251658240" behindDoc="0" locked="0" layoutInCell="1" allowOverlap="1" wp14:anchorId="776013AD" wp14:editId="3BDFDA3B">
-            <wp:simplePos x="0" y="0"/>
-            <wp:positionH relativeFrom="column">
-              <wp:posOffset>-868680</wp:posOffset>
-            </wp:positionH>
-            <wp:positionV relativeFrom="paragraph">
-              <wp:posOffset>-99060</wp:posOffset>
-            </wp:positionV>
-            <wp:extent cx="7734300" cy="5088862"/>
-            <wp:effectExtent l="0" t="0" r="0" b="0"/>
-            <wp:wrapTopAndBottom/>
-            <wp:docPr id="3" name="Picture 3"/>
-            <wp:cNvGraphicFramePr>
-              <a:graphicFrameLocks xmlns:a="http://schemas.openxmlformats.org/drawingml/2006/main" noChangeAspect="1"/>
-            </wp:cNvGraphicFramePr>
-            <a:graphic xmlns:a="http://schemas.openxmlformats.org/drawingml/2006/main">
-              <a:graphicData uri="http://schemas.openxmlformats.org/drawingml/2006/picture">
-                <pic:pic xmlns:pic="http://schemas.openxmlformats.org/drawingml/2006/picture">
-                  <pic:nvPicPr>
-                    <pic:cNvPr id="3" name="ERD_TaxEngine.png"/>
-                    <pic:cNvPicPr/>
-                  </pic:nvPicPr>
-                  <pic:blipFill>
-                    <a:blip r:embed="rId11" cstate="print">
-                      <a:extLst>
-                        <a:ext uri="{28A0092B-C50C-407E-A947-70E740481C1C}">
-                          <a14:useLocalDpi xmlns:a14="http://schemas.microsoft.com/office/drawing/2010/main" val="0"/>
-                        </a:ext>
-                      </a:extLst>
-                    </a:blip>
-                    <a:stretch>
-                      <a:fillRect/>
-                    </a:stretch>
-                  </pic:blipFill>
-                  <pic:spPr>
-                    <a:xfrm>
-                      <a:off x="0" y="0"/>
-                      <a:ext cx="7734300" cy="5088862"/>
-                    </a:xfrm>
-                    <a:prstGeom prst="rect">
-                      <a:avLst/>
-                    </a:prstGeom>
-                  </pic:spPr>
-                </pic:pic>
-              </a:graphicData>
-            </a:graphic>
-            <wp14:sizeRelH relativeFrom="margin">
-              <wp14:pctWidth>0</wp14:pctWidth>
-            </wp14:sizeRelH>
-            <wp14:sizeRelV relativeFrom="margin">
-              <wp14:pctHeight>0</wp14:pctHeight>
-            </wp14:sizeRelV>
-          </wp:anchor>
-        </w:drawing>
-      </w:r>
+      <w:pPr>
+        <w:rPr>
+          <w:noProof/>
+        </w:rPr>
+      </w:pPr>
     </w:p>
     <w:p/>
+    <w:p/>
     <w:p>
       <w:r>
         <w:t>The model ensures that every sell transaction is strictly tied to a specific purchase lot (FIFO) and validated against historical CBRT (TCMB)</w:t>
@@ -4623,12 +4533,11 @@
       <w:pPr>
         <w:pStyle w:val="Heading2"/>
       </w:pPr>
-      <w:bookmarkStart w:id="47" w:name="_Toc221813168"/>
-      <w:r>
-        <w:lastRenderedPageBreak/>
+      <w:bookmarkStart w:id="46" w:name="_Toc221813168"/>
+      <w:r>
         <w:t>Data Dictionary</w:t>
       </w:r>
-      <w:bookmarkEnd w:id="47"/>
+      <w:bookmarkEnd w:id="46"/>
     </w:p>
     <w:tbl>
       <w:tblPr>
@@ -5137,6 +5046,8 @@
               </w:rPr>
               <w:t>index_facto</w:t>
             </w:r>
+            <w:bookmarkStart w:id="47" w:name="_GoBack"/>
+            <w:bookmarkEnd w:id="47"/>
           </w:p>
         </w:tc>
         <w:tc>
@@ -5385,6 +5296,7 @@
       </w:pPr>
       <w:bookmarkStart w:id="49" w:name="_Toc221813170"/>
       <w:r>
+        <w:lastRenderedPageBreak/>
         <w:t>Data Acquisition, Integrity, Retention, and Disposal</w:t>
       </w:r>
       <w:bookmarkEnd w:id="49"/>
@@ -5452,7 +5364,6 @@
         <w:rPr>
           <w:b/>
         </w:rPr>
-        <w:lastRenderedPageBreak/>
         <w:t xml:space="preserve">Retention and Disposal: </w:t>
       </w:r>
       <w:r>
@@ -5479,7 +5390,7 @@
       <w:r>
         <w:t>External Interface Requirements</w:t>
       </w:r>
-      <w:bookmarkEnd w:id="32"/>
+      <w:bookmarkEnd w:id="31"/>
       <w:bookmarkEnd w:id="50"/>
     </w:p>
     <w:p>
@@ -5915,7 +5826,6 @@
           <w:bCs/>
           <w:szCs w:val="24"/>
         </w:rPr>
-        <w:lastRenderedPageBreak/>
         <w:t>Local I/O:</w:t>
       </w:r>
       <w:r>
@@ -6151,6 +6061,7 @@
       <w:bookmarkStart w:id="65" w:name="_Toc221813180"/>
       <w:bookmarkStart w:id="66" w:name="_Toc439994693"/>
       <w:r>
+        <w:lastRenderedPageBreak/>
         <w:t>Safety</w:t>
       </w:r>
       <w:bookmarkEnd w:id="64"/>
@@ -6188,7 +6099,6 @@
         <w:rPr>
           <w:b/>
         </w:rPr>
-        <w:lastRenderedPageBreak/>
         <w:t>Calculation Precision:</w:t>
       </w:r>
       <w:r>
@@ -7505,7 +7415,7 @@
                     <pic:cNvPicPr/>
                   </pic:nvPicPr>
                   <pic:blipFill>
-                    <a:blip r:embed="rId12" cstate="print">
+                    <a:blip r:embed="rId11" cstate="print">
                       <a:extLst>
                         <a:ext uri="{28A0092B-C50C-407E-A947-70E740481C1C}">
                           <a14:useLocalDpi xmlns:a14="http://schemas.microsoft.com/office/drawing/2010/main" val="0"/>
@@ -7570,7 +7480,7 @@
                     <pic:cNvPicPr/>
                   </pic:nvPicPr>
                   <pic:blipFill>
-                    <a:blip r:embed="rId13" cstate="print">
+                    <a:blip r:embed="rId12" cstate="print">
                       <a:extLst>
                         <a:ext uri="{28A0092B-C50C-407E-A947-70E740481C1C}">
                           <a14:useLocalDpi xmlns:a14="http://schemas.microsoft.com/office/drawing/2010/main" val="0"/>
@@ -7598,7 +7508,7 @@
       </w:r>
     </w:p>
     <w:sectPr>
-      <w:headerReference w:type="default" r:id="rId14"/>
+      <w:headerReference w:type="default" r:id="rId13"/>
       <w:pgSz w:w="12240" w:h="15840" w:code="1"/>
       <w:pgMar w:top="1440" w:right="1296" w:bottom="1440" w:left="1296" w:header="720" w:footer="720" w:gutter="0"/>
       <w:pgNumType w:start="1"/>
@@ -7747,7 +7657,7 @@
       <w:rPr>
         <w:noProof/>
       </w:rPr>
-      <w:t>ii</w:t>
+      <w:t>iii</w:t>
     </w:r>
     <w:r>
       <w:rPr>
@@ -7802,7 +7712,7 @@
       <w:rPr>
         <w:noProof/>
       </w:rPr>
-      <w:t>1</w:t>
+      <w:t>5</w:t>
     </w:r>
     <w:r>
       <w:rPr>
@@ -13132,6 +13042,7 @@
   <w:style w:type="character" w:default="1" w:styleId="DefaultParagraphFont">
     <w:name w:val="Default Paragraph Font"/>
     <w:uiPriority w:val="1"/>
+    <w:semiHidden/>
     <w:unhideWhenUsed/>
   </w:style>
   <w:style w:type="table" w:default="1" w:styleId="TableNormal">
@@ -13963,7 +13874,7 @@
 </file>
 
 <file path=customXml/itemProps1.xml><?xml version="1.0" encoding="utf-8"?>
-<ds:datastoreItem xmlns:ds="http://schemas.openxmlformats.org/officeDocument/2006/customXml" ds:itemID="{2CB72726-CA80-4104-A1CD-D851DD8A0064}">
+<ds:datastoreItem xmlns:ds="http://schemas.openxmlformats.org/officeDocument/2006/customXml" ds:itemID="{A602C086-06E3-4C70-95FC-CA06DC9B29EB}">
   <ds:schemaRefs>
     <ds:schemaRef ds:uri="http://schemas.openxmlformats.org/officeDocument/2006/bibliography"/>
   </ds:schemaRefs>
